--- a/testakten/statusfeststellung-gmbh-geschaeftsfuehrer-minderheit-erlangen/26_steuerberater_stellungnahme_bav.docx
+++ b/testakten/statusfeststellung-gmbh-geschaeftsfuehrer-minderheit-erlangen/26_steuerberater_stellungnahme_bav.docx
@@ -21,7 +21,7 @@
           <w:i w:val="0"/>
           <w:sz w:val="22"/>
         </w:rPr>
-        <w:t>Nuernberger Strasse 62, 91052 Erlangen</w:t>
+        <w:t>Nürnberger Straße 62, 91052 Erlangen</w:t>
       </w:r>
     </w:p>
     <w:p>
@@ -71,7 +71,7 @@
           <w:i w:val="0"/>
           <w:sz w:val="22"/>
         </w:rPr>
-        <w:t>Im Rahmen des laufenden Statusfeststellungsverfahrens bittet die Geschaeftsfuehrung um Einschaetzung, welche steuerlichen und betriebsrentenrechtlichen Folgen eine rueckwirkende Feststellung der Sozialversicherungspflicht von Herrn Dr. Vogt haette.</w:t>
+        <w:t>Im Rahmen des laufenden Statusfeststellungsverfahrens bittet die Geschäftsführung um Einschätzung, welche steuerlichen und betriebsrentenrechtlichen Folgen eine rückwirkende Feststellung der Sozialversicherungspflicht von Herrn Dr. Vogt hätte.</w:t>
       </w:r>
     </w:p>
     <w:p>
@@ -90,7 +90,7 @@
           <w:i w:val="0"/>
           <w:sz w:val="22"/>
         </w:rPr>
-        <w:t>Herr Dr. Vogt hat im Jahr 2021 eine Pensionszusage der Gesellschaft in Hoehe von 800 EUR monatlicher Anwartschaft ab Vollendung des 67. Lebensjahres erhalten. Diese Zusage wurde als Vorstands- beziehungsweise Gesellschafter-Geschaeftsfuehrer-Zusage bilanziert. Bei rueckwirkender Feststellung der Beschaeftigung ist zu pruefen, ob die Zusage als beherrschender Gesellschafter-Geschaeftsfuehrer im Sinne der koerperschaftsteuerlichen Rechtsprechung zu verdeckten Gewinnausschuettungen fuehrt. Da Herr Dr. Vogt mit 32 Prozent nicht beherrschend im koerperschaftsteuerlichen Sinne ist, ist dieses Risiko nachrangig.</w:t>
+        <w:t>Herr Dr. Vogt hat im Jahr 2021 eine Pensionszusage der Gesellschaft in Höhe von 800 EUR monatlicher Anwartschaft ab Vollendung des 67. Lebensjahres erhalten. Diese Zusage wurde als Vorstands- beziehungsweise Gesellschafter-Geschäftsführer-Zusage bilanziert. Bei rückwirkender Feststellung der Beschäftigung ist zu prüfen, ob die Zusage als beherrschender Gesellschafter-Geschäftsführer im Sinne der körperschaftsteuerlichen Rechtsprechung zu verdeckten Gewinnausschüttungen führt. Da Herr Dr. Vogt mit 32 Prozent nicht beherrschend im körperschaftsteuerlichen Sinne ist, ist dieses Risiko nachrangig.</w:t>
       </w:r>
     </w:p>
     <w:p>
@@ -109,7 +109,7 @@
           <w:i w:val="0"/>
           <w:sz w:val="22"/>
         </w:rPr>
-        <w:t>Die bisherige Verguetung wurde als Geschaeftsfuehrervergueting ohne Lohnsteuerabzug im engeren Sinne, jedoch mit Lohnsteuerabzug analog Paragraf 19 EStG behandelt, da die Vergueting bereits als Arbeitslohn deklariert wurde. Eine sozialversicherungsrechtliche Nachforderung aendert an der bisherigen lohnsteuerlichen Behandlung nichts Wesentliches.</w:t>
+        <w:t>Die bisherige Vergütung wurde als Geschäftsführervergüting ohne Lohnsteuerabzug im engeren Sinne, jedoch mit Lohnsteuerabzug analog Paragraf 19 EStG behandelt, da die Vergüting bereits als Arbeitslohn deklariert wurde. Eine sozialversicherungsrechtliche Nachforderung ändert an der bisherigen lohnsteuerlichen Behandlung nichts Wesentliches.</w:t>
       </w:r>
     </w:p>
     <w:p>
@@ -128,7 +128,7 @@
           <w:i w:val="0"/>
           <w:sz w:val="22"/>
         </w:rPr>
-        <w:t>Herr Dr. Vogt hat der Gesellschaft im Jahr 2024 ein Gesellschafterdarlehen ueber 60000,00 EUR zu einem Zinssatz von drei Prozent gewaehrt. Bei rueckwirkender Feststellung der Beschaeftigung bleibt dieses Darlehen zivilrechtlich unberuehrt; es kann jedoch im Statusfeststellungsverfahren als zusaetzliches Indiz fuer Unternehmerrisiko angefuehrt werden.</w:t>
+        <w:t>Herr Dr. Vogt hat der Gesellschaft im Jahr 2024 ein Gesellschafterdarlehen über 60000,00 EUR zu einem Zinssatz von drei Prozent gewährt. Bei rückwirkender Feststellung der Beschäftigung bleibt dieses Darlehen zivilrechtlich unberührt; es kann jedoch im Statusfeststellungsverfahren als zusätzliches Indiz für Unternehmerrisiko angeführt werden.</w:t>
       </w:r>
     </w:p>
     <w:p>
@@ -147,7 +147,7 @@
           <w:i w:val="0"/>
           <w:sz w:val="22"/>
         </w:rPr>
-        <w:t>Aus steuerlicher Sicht bestehen gegen eine rueckwirkende Feststellung keine durchgreifenden Bedenken. Eine Ruecklage fuer die moegliche Beitragsnachforderung in Hoehe der Berechnung der Kanzlei Rehbogen wird empfohlen.</w:t>
+        <w:t>Aus steuerlicher Sicht bestehen gegen eine rückwirkende Feststellung keine durchgreifenden Bedenken. Eine Rücklage für die mögliche Beitragsnachforderung in Höhe der Berechnung der Kanzlei Rehbogen wird empfohlen.</w:t>
       </w:r>
     </w:p>
     <w:p>
@@ -161,19 +161,8 @@
         <w:t>Dipl.-Kfm. Sören Wengert, Steuerberater</w:t>
       </w:r>
     </w:p>
-    <w:p>
-      <w:r>
-        <w:rPr>
-          <w:rFonts w:ascii="Times New Roman" w:hAnsi="Times New Roman"/>
-          <w:b w:val="0"/>
-          <w:i w:val="0"/>
-          <w:sz w:val="22"/>
-        </w:rPr>
-        <w:t>Formathinweis: Dieses Aktenstück wird in Times New Roman, 11 pt, mit ausschließlich dezimaler Gliederung ausgegeben.</w:t>
-      </w:r>
-    </w:p>
     <w:sectPr>
-      <w:pgSz w:w="12240" w:h="15840"/>
+      <w:pgSz w:w="11906" w:h="16838"/>
       <w:pgMar w:top="1440" w:right="1800" w:bottom="1440" w:left="1800" w:header="720" w:footer="720" w:gutter="0"/>
       <w:cols w:space="720"/>
       <w:docGrid w:linePitch="360"/>
